--- a/invitedChapter_AssociativeLearning_10112026.docx
+++ b/invitedChapter_AssociativeLearning_10112026.docx
@@ -1158,7 +1158,7 @@
         </w:rPr>
         <w:lastRenderedPageBreak/>
         <w:drawing>
-          <wp:inline distT="0" distB="0" distL="0" distR="0" wp14:anchorId="7FF0EA29" wp14:editId="7BC05AA2">
+          <wp:inline distT="0" distB="0" distL="0" distR="0" wp14:anchorId="7FF0EA29" wp14:editId="20DE5941">
             <wp:extent cx="4657725" cy="2619970"/>
             <wp:effectExtent l="0" t="0" r="0" b="9525"/>
             <wp:docPr id="1144170308" name="Picture 1"/>
@@ -17634,8 +17634,19 @@
           <w:sz w:val="24"/>
           <w:szCs w:val="24"/>
         </w:rPr>
-        <w:t>, 65, 101034. https://doi.org/10.1016/j.dr.2022.101034</w:t>
-      </w:r>
+        <w:t xml:space="preserve">, 65, 101034. </w:t>
+      </w:r>
+      <w:hyperlink r:id="rId8" w:history="1">
+        <w:r>
+          <w:rPr>
+            <w:rStyle w:val="Hyperlink"/>
+            <w:rFonts w:ascii="Times New Roman" w:hAnsi="Times New Roman" w:cs="Times New Roman"/>
+            <w:sz w:val="24"/>
+            <w:szCs w:val="24"/>
+          </w:rPr>
+          <w:t>https://doi.org/10.1016/j.dr.2022.101034</w:t>
+        </w:r>
+      </w:hyperlink>
     </w:p>
     <w:p>
       <w:pPr>
@@ -17692,8 +17703,19 @@
           <w:sz w:val="24"/>
           <w:szCs w:val="24"/>
         </w:rPr>
-        <w:t>(6), e2355. https://doi.org/10.1002/icd.2355</w:t>
-      </w:r>
+        <w:t xml:space="preserve">(6), e2355. </w:t>
+      </w:r>
+      <w:hyperlink r:id="rId9" w:history="1">
+        <w:r>
+          <w:rPr>
+            <w:rStyle w:val="Hyperlink"/>
+            <w:rFonts w:ascii="Times New Roman" w:hAnsi="Times New Roman" w:cs="Times New Roman"/>
+            <w:sz w:val="24"/>
+            <w:szCs w:val="24"/>
+          </w:rPr>
+          <w:t>https://doi.org/10.1002/icd.2355</w:t>
+        </w:r>
+      </w:hyperlink>
     </w:p>
     <w:p>
       <w:pPr>
@@ -17750,8 +17772,19 @@
           <w:sz w:val="24"/>
           <w:szCs w:val="24"/>
         </w:rPr>
-        <w:t>(2), 497–521. https://doi.org/10.1037/xge0001656</w:t>
-      </w:r>
+        <w:t xml:space="preserve">(2), 497–521. </w:t>
+      </w:r>
+      <w:hyperlink r:id="rId10" w:history="1">
+        <w:r>
+          <w:rPr>
+            <w:rStyle w:val="Hyperlink"/>
+            <w:rFonts w:ascii="Times New Roman" w:hAnsi="Times New Roman" w:cs="Times New Roman"/>
+            <w:sz w:val="24"/>
+            <w:szCs w:val="24"/>
+          </w:rPr>
+          <w:t>https://doi.org/10.1037/xge0001656</w:t>
+        </w:r>
+      </w:hyperlink>
     </w:p>
     <w:p>
       <w:pPr>
@@ -17808,8 +17841,19 @@
           <w:sz w:val="24"/>
           <w:szCs w:val="24"/>
         </w:rPr>
-        <w:t>, 106494. https://doi.org/10.1016/j.jecp.2026.106494</w:t>
-      </w:r>
+        <w:t xml:space="preserve">, 106494. </w:t>
+      </w:r>
+      <w:hyperlink r:id="rId11" w:history="1">
+        <w:r>
+          <w:rPr>
+            <w:rStyle w:val="Hyperlink"/>
+            <w:rFonts w:ascii="Times New Roman" w:hAnsi="Times New Roman" w:cs="Times New Roman"/>
+            <w:sz w:val="24"/>
+            <w:szCs w:val="24"/>
+          </w:rPr>
+          <w:t>https://doi.org/10.1016/j.jecp.2026.106494</w:t>
+        </w:r>
+      </w:hyperlink>
     </w:p>
     <w:p>
       <w:pPr>
@@ -17866,8 +17910,19 @@
           <w:sz w:val="24"/>
           <w:szCs w:val="24"/>
         </w:rPr>
-        <w:t>(3), e13464. https://doi.org/10.1111/desc.13464</w:t>
-      </w:r>
+        <w:t xml:space="preserve">(3), e13464. </w:t>
+      </w:r>
+      <w:hyperlink r:id="rId12" w:history="1">
+        <w:r>
+          <w:rPr>
+            <w:rStyle w:val="Hyperlink"/>
+            <w:rFonts w:ascii="Times New Roman" w:hAnsi="Times New Roman" w:cs="Times New Roman"/>
+            <w:sz w:val="24"/>
+            <w:szCs w:val="24"/>
+          </w:rPr>
+          <w:t>https://doi.org/10.1111/desc.13464</w:t>
+        </w:r>
+      </w:hyperlink>
     </w:p>
     <w:p>
       <w:pPr>
@@ -17906,8 +17961,19 @@
           <w:sz w:val="24"/>
           <w:szCs w:val="24"/>
         </w:rPr>
-        <w:t>, aacag119. https://doi.org/10.1093/chidev/aacag119</w:t>
-      </w:r>
+        <w:t xml:space="preserve">, aacag119. </w:t>
+      </w:r>
+      <w:hyperlink r:id="rId13" w:history="1">
+        <w:r>
+          <w:rPr>
+            <w:rStyle w:val="Hyperlink"/>
+            <w:rFonts w:ascii="Times New Roman" w:hAnsi="Times New Roman" w:cs="Times New Roman"/>
+            <w:sz w:val="24"/>
+            <w:szCs w:val="24"/>
+          </w:rPr>
+          <w:t>https://doi.org/10.1093/chidev/aacag119</w:t>
+        </w:r>
+      </w:hyperlink>
     </w:p>
     <w:p>
       <w:pPr>
@@ -17964,8 +18030,19 @@
           <w:sz w:val="24"/>
           <w:szCs w:val="24"/>
         </w:rPr>
-        <w:t>, 101164. https://doi.org/10.1016/j.cogdev.2022.101164</w:t>
-      </w:r>
+        <w:t xml:space="preserve">, 101164. </w:t>
+      </w:r>
+      <w:hyperlink r:id="rId14" w:history="1">
+        <w:r>
+          <w:rPr>
+            <w:rStyle w:val="Hyperlink"/>
+            <w:rFonts w:ascii="Times New Roman" w:hAnsi="Times New Roman" w:cs="Times New Roman"/>
+            <w:sz w:val="24"/>
+            <w:szCs w:val="24"/>
+          </w:rPr>
+          <w:t>https://doi.org/10.1016/j.cogdev.2022.101164</w:t>
+        </w:r>
+      </w:hyperlink>
     </w:p>
     <w:p>
       <w:pPr>
@@ -18023,8 +18100,19 @@
           <w:sz w:val="24"/>
           <w:szCs w:val="24"/>
         </w:rPr>
-        <w:t>, 105008. https://doi.org/10.1016/j.jecp.2020.105008</w:t>
-      </w:r>
+        <w:t xml:space="preserve">, 105008. </w:t>
+      </w:r>
+      <w:hyperlink r:id="rId15" w:history="1">
+        <w:r>
+          <w:rPr>
+            <w:rStyle w:val="Hyperlink"/>
+            <w:rFonts w:ascii="Times New Roman" w:hAnsi="Times New Roman" w:cs="Times New Roman"/>
+            <w:sz w:val="24"/>
+            <w:szCs w:val="24"/>
+          </w:rPr>
+          <w:t>https://doi.org/10.1016/j.jecp.2020.105008</w:t>
+        </w:r>
+      </w:hyperlink>
     </w:p>
     <w:p>
       <w:pPr>
@@ -18095,8 +18183,19 @@
           <w:sz w:val="24"/>
           <w:szCs w:val="24"/>
         </w:rPr>
-        <w:t>. https://doi.org/10.1093/acprof:oso/9780195367638.001.000</w:t>
-      </w:r>
+        <w:t xml:space="preserve">. </w:t>
+      </w:r>
+      <w:hyperlink r:id="rId16" w:history="1">
+        <w:r>
+          <w:rPr>
+            <w:rStyle w:val="Hyperlink"/>
+            <w:rFonts w:ascii="Times New Roman" w:hAnsi="Times New Roman" w:cs="Times New Roman"/>
+            <w:sz w:val="24"/>
+            <w:szCs w:val="24"/>
+          </w:rPr>
+          <w:t>https://doi.org/10.1093/acprof:oso/9780195367638.001.000</w:t>
+        </w:r>
+      </w:hyperlink>
     </w:p>
     <w:p>
       <w:pPr>
@@ -18153,8 +18252,19 @@
           <w:sz w:val="24"/>
           <w:szCs w:val="24"/>
         </w:rPr>
-        <w:t>(3-4), 1323-1343. https://doi.org/10.1016/S0885-2014(02)00124-7</w:t>
-      </w:r>
+        <w:t xml:space="preserve">(3-4), 1323-1343. </w:t>
+      </w:r>
+      <w:hyperlink r:id="rId17" w:history="1">
+        <w:r>
+          <w:rPr>
+            <w:rStyle w:val="Hyperlink"/>
+            <w:rFonts w:ascii="Times New Roman" w:hAnsi="Times New Roman" w:cs="Times New Roman"/>
+            <w:sz w:val="24"/>
+            <w:szCs w:val="24"/>
+          </w:rPr>
+          <w:t>https://doi.org/10.1016/S0885-2014(02)00124-7</w:t>
+        </w:r>
+      </w:hyperlink>
     </w:p>
     <w:p>
       <w:pPr>
@@ -18231,8 +18341,19 @@
           <w:sz w:val="24"/>
           <w:szCs w:val="24"/>
         </w:rPr>
-        <w:t>(2), 186-201. https://doi.org/10.1111/1467-7687.00220</w:t>
-      </w:r>
+        <w:t xml:space="preserve">(2), 186-201. </w:t>
+      </w:r>
+      <w:hyperlink r:id="rId18" w:history="1">
+        <w:r>
+          <w:rPr>
+            <w:rStyle w:val="Hyperlink"/>
+            <w:rFonts w:ascii="Times New Roman" w:hAnsi="Times New Roman" w:cs="Times New Roman"/>
+            <w:sz w:val="24"/>
+            <w:szCs w:val="24"/>
+          </w:rPr>
+          <w:t>https://doi.org/10.1111/1467-7687.00220</w:t>
+        </w:r>
+      </w:hyperlink>
     </w:p>
     <w:p>
       <w:pPr>
@@ -18289,8 +18410,19 @@
           <w:sz w:val="24"/>
           <w:szCs w:val="24"/>
         </w:rPr>
-        <w:t>(2), 347–382. https://doi.org/10.1037/0033-295X.112.2.347</w:t>
-      </w:r>
+        <w:t xml:space="preserve">(2), 347–382. </w:t>
+      </w:r>
+      <w:hyperlink r:id="rId19" w:history="1">
+        <w:r>
+          <w:rPr>
+            <w:rStyle w:val="Hyperlink"/>
+            <w:rFonts w:ascii="Times New Roman" w:hAnsi="Times New Roman" w:cs="Times New Roman"/>
+            <w:sz w:val="24"/>
+            <w:szCs w:val="24"/>
+          </w:rPr>
+          <w:t>https://doi.org/10.1037/0033-295X.112.2.347</w:t>
+        </w:r>
+      </w:hyperlink>
     </w:p>
     <w:p>
       <w:pPr>
@@ -18347,8 +18479,19 @@
           <w:sz w:val="24"/>
           <w:szCs w:val="24"/>
         </w:rPr>
-        <w:t>, 104621. https://doi.org/10.1016/j.cognition.2021.104621</w:t>
-      </w:r>
+        <w:t xml:space="preserve">, 104621. </w:t>
+      </w:r>
+      <w:hyperlink r:id="rId20" w:history="1">
+        <w:r>
+          <w:rPr>
+            <w:rStyle w:val="Hyperlink"/>
+            <w:rFonts w:ascii="Times New Roman" w:hAnsi="Times New Roman" w:cs="Times New Roman"/>
+            <w:sz w:val="24"/>
+            <w:szCs w:val="24"/>
+          </w:rPr>
+          <w:t>https://doi.org/10.1016/j.cognition.2021.104621</w:t>
+        </w:r>
+      </w:hyperlink>
     </w:p>
     <w:p>
       <w:pPr>
@@ -18642,7 +18785,7 @@
         <w:ind w:hanging="720"/>
         <w:contextualSpacing/>
         <w:rPr>
-          <w:rFonts w:ascii="Times New Roman" w:hAnsi="Times New Roman" w:cs="Times New Roman" w:hint="eastAsia"/>
+          <w:rFonts w:ascii="Times New Roman" w:hAnsi="Times New Roman" w:cs="Times New Roman"/>
           <w:sz w:val="24"/>
           <w:szCs w:val="24"/>
         </w:rPr>
@@ -18721,8 +18864,19 @@
           <w:sz w:val="24"/>
           <w:szCs w:val="24"/>
         </w:rPr>
-        <w:t>2), 66-78. https://doi.org/10.1111/1468-5884.00008</w:t>
-      </w:r>
+        <w:t xml:space="preserve">2), 66-78. </w:t>
+      </w:r>
+      <w:hyperlink r:id="rId21" w:history="1">
+        <w:r>
+          <w:rPr>
+            <w:rStyle w:val="Hyperlink"/>
+            <w:rFonts w:ascii="Times New Roman" w:hAnsi="Times New Roman" w:cs="Times New Roman"/>
+            <w:sz w:val="24"/>
+            <w:szCs w:val="24"/>
+          </w:rPr>
+          <w:t>https://doi.org/10.1111/1468-5884.00008</w:t>
+        </w:r>
+      </w:hyperlink>
     </w:p>
     <w:p>
       <w:pPr>
@@ -18788,8 +18942,19 @@
           <w:sz w:val="24"/>
           <w:szCs w:val="24"/>
         </w:rPr>
-        <w:t>(3), 573–616. https://doi.org/10.1037/a0028681</w:t>
-      </w:r>
+        <w:t xml:space="preserve">(3), 573–616. </w:t>
+      </w:r>
+      <w:hyperlink r:id="rId22" w:history="1">
+        <w:r>
+          <w:rPr>
+            <w:rStyle w:val="Hyperlink"/>
+            <w:rFonts w:ascii="Times New Roman" w:hAnsi="Times New Roman" w:cs="Times New Roman"/>
+            <w:sz w:val="24"/>
+            <w:szCs w:val="24"/>
+          </w:rPr>
+          <w:t>https://doi.org/10.1037/a0028681</w:t>
+        </w:r>
+      </w:hyperlink>
     </w:p>
     <w:p>
       <w:pPr>
@@ -18846,8 +19011,19 @@
           <w:sz w:val="24"/>
           <w:szCs w:val="24"/>
         </w:rPr>
-        <w:t>(5), 635–645. https://doi.org/10.1037/0012-1649.36.5.635</w:t>
-      </w:r>
+        <w:t xml:space="preserve">(5), 635–645. </w:t>
+      </w:r>
+      <w:hyperlink r:id="rId23" w:history="1">
+        <w:r>
+          <w:rPr>
+            <w:rStyle w:val="Hyperlink"/>
+            <w:rFonts w:ascii="Times New Roman" w:hAnsi="Times New Roman" w:cs="Times New Roman"/>
+            <w:sz w:val="24"/>
+            <w:szCs w:val="24"/>
+          </w:rPr>
+          <w:t>https://doi.org/10.1037/0012-1649.36.5.635</w:t>
+        </w:r>
+      </w:hyperlink>
     </w:p>
     <w:p>
       <w:pPr>
@@ -18922,8 +19098,19 @@
           <w:sz w:val="24"/>
           <w:szCs w:val="24"/>
         </w:rPr>
-        <w:t>(1), 45–71. https://doi.org/10.1207/s15327078in0901_3</w:t>
-      </w:r>
+        <w:t xml:space="preserve">(1), 45–71. </w:t>
+      </w:r>
+      <w:hyperlink r:id="rId24" w:history="1">
+        <w:r>
+          <w:rPr>
+            <w:rStyle w:val="Hyperlink"/>
+            <w:rFonts w:ascii="Times New Roman" w:hAnsi="Times New Roman" w:cs="Times New Roman"/>
+            <w:sz w:val="24"/>
+            <w:szCs w:val="24"/>
+          </w:rPr>
+          <w:t>https://doi.org/10.1207/s15327078in0901_3</w:t>
+        </w:r>
+      </w:hyperlink>
     </w:p>
     <w:p>
       <w:pPr>
@@ -19002,8 +19189,19 @@
           <w:sz w:val="24"/>
           <w:szCs w:val="24"/>
         </w:rPr>
-        <w:t>(3), 320–334. https://doi.org/10.1037/0097-7403.9.3.320</w:t>
-      </w:r>
+        <w:t xml:space="preserve">(3), 320–334. </w:t>
+      </w:r>
+      <w:hyperlink r:id="rId25" w:history="1">
+        <w:r>
+          <w:rPr>
+            <w:rStyle w:val="Hyperlink"/>
+            <w:rFonts w:ascii="Times New Roman" w:hAnsi="Times New Roman" w:cs="Times New Roman"/>
+            <w:sz w:val="24"/>
+            <w:szCs w:val="24"/>
+          </w:rPr>
+          <w:t>https://doi.org/10.1037/0097-7403.9.3.320</w:t>
+        </w:r>
+      </w:hyperlink>
     </w:p>
     <w:p>
       <w:pPr>
@@ -19096,8 +19294,19 @@
           <w:sz w:val="24"/>
           <w:szCs w:val="24"/>
         </w:rPr>
-        <w:t>(3), 479-491. https://doi.org/10.1111/infa.12463</w:t>
-      </w:r>
+        <w:t xml:space="preserve">(3), 479-491. </w:t>
+      </w:r>
+      <w:hyperlink r:id="rId26" w:history="1">
+        <w:r>
+          <w:rPr>
+            <w:rStyle w:val="Hyperlink"/>
+            <w:rFonts w:ascii="Times New Roman" w:hAnsi="Times New Roman" w:cs="Times New Roman"/>
+            <w:sz w:val="24"/>
+            <w:szCs w:val="24"/>
+          </w:rPr>
+          <w:t>https://doi.org/10.1111/infa.12463</w:t>
+        </w:r>
+      </w:hyperlink>
     </w:p>
     <w:p>
       <w:pPr>
@@ -19212,8 +19421,19 @@
           <w:sz w:val="24"/>
           <w:szCs w:val="24"/>
         </w:rPr>
-        <w:t>(2), 164–181. https://doi.org/10.1037/0033-295X.98.2.164</w:t>
-      </w:r>
+        <w:t xml:space="preserve">(2), 164–181. </w:t>
+      </w:r>
+      <w:hyperlink r:id="rId27" w:history="1">
+        <w:r>
+          <w:rPr>
+            <w:rStyle w:val="Hyperlink"/>
+            <w:rFonts w:ascii="Times New Roman" w:hAnsi="Times New Roman" w:cs="Times New Roman"/>
+            <w:sz w:val="24"/>
+            <w:szCs w:val="24"/>
+          </w:rPr>
+          <w:t>https://doi.org/10.1037/0033-295X.98.2.164</w:t>
+        </w:r>
+      </w:hyperlink>
     </w:p>
     <w:p>
       <w:pPr>
@@ -19270,8 +19490,19 @@
           <w:sz w:val="24"/>
           <w:szCs w:val="24"/>
         </w:rPr>
-        <w:t>(3-4), 1345-1363. https://doi.org/10.1016/S0885-2014(02)00123-5</w:t>
-      </w:r>
+        <w:t xml:space="preserve">(3-4), 1345-1363. </w:t>
+      </w:r>
+      <w:hyperlink r:id="rId28" w:history="1">
+        <w:r>
+          <w:rPr>
+            <w:rStyle w:val="Hyperlink"/>
+            <w:rFonts w:ascii="Times New Roman" w:hAnsi="Times New Roman" w:cs="Times New Roman"/>
+            <w:sz w:val="24"/>
+            <w:szCs w:val="24"/>
+          </w:rPr>
+          <w:t>https://doi.org/10.1016/S0885-2014(02)00123-5</w:t>
+        </w:r>
+      </w:hyperlink>
     </w:p>
     <w:p>
       <w:pPr>
@@ -19328,8 +19559,19 @@
           <w:sz w:val="24"/>
           <w:szCs w:val="24"/>
         </w:rPr>
-        <w:t>(4), 686–713. https://doi.org/10.1037/0033-295X.104.4.686</w:t>
-      </w:r>
+        <w:t xml:space="preserve">(4), 686–713. </w:t>
+      </w:r>
+      <w:hyperlink r:id="rId29" w:history="1">
+        <w:r>
+          <w:rPr>
+            <w:rStyle w:val="Hyperlink"/>
+            <w:rFonts w:ascii="Times New Roman" w:hAnsi="Times New Roman" w:cs="Times New Roman"/>
+            <w:sz w:val="24"/>
+            <w:szCs w:val="24"/>
+          </w:rPr>
+          <w:t>https://doi.org/10.1037/0033-295X.104.4.686</w:t>
+        </w:r>
+      </w:hyperlink>
     </w:p>
     <w:p>
       <w:pPr>
@@ -19387,8 +19629,19 @@
           <w:sz w:val="24"/>
           <w:szCs w:val="24"/>
         </w:rPr>
-        <w:t>(4), 370–382. https://doi.org/10.1037/xan0000342</w:t>
-      </w:r>
+        <w:t xml:space="preserve">(4), 370–382. </w:t>
+      </w:r>
+      <w:hyperlink r:id="rId30" w:history="1">
+        <w:r>
+          <w:rPr>
+            <w:rStyle w:val="Hyperlink"/>
+            <w:rFonts w:ascii="Times New Roman" w:hAnsi="Times New Roman" w:cs="Times New Roman"/>
+            <w:sz w:val="24"/>
+            <w:szCs w:val="24"/>
+          </w:rPr>
+          <w:t>https://doi.org/10.1037/xan0000342</w:t>
+        </w:r>
+      </w:hyperlink>
     </w:p>
     <w:p>
       <w:pPr>
@@ -19467,8 +19720,19 @@
           <w:sz w:val="24"/>
           <w:szCs w:val="24"/>
         </w:rPr>
-        <w:t>(5719), 214-216. https://doi.org/10.1126/science.1111656</w:t>
-      </w:r>
+        <w:t xml:space="preserve">(5719), 214-216. </w:t>
+      </w:r>
+      <w:hyperlink r:id="rId31" w:history="1">
+        <w:r>
+          <w:rPr>
+            <w:rStyle w:val="Hyperlink"/>
+            <w:rFonts w:ascii="Times New Roman" w:hAnsi="Times New Roman" w:cs="Times New Roman"/>
+            <w:sz w:val="24"/>
+            <w:szCs w:val="24"/>
+          </w:rPr>
+          <w:t>https://doi.org/10.1126/science.1111656</w:t>
+        </w:r>
+      </w:hyperlink>
     </w:p>
     <w:p>
       <w:pPr>
@@ -19543,8 +19807,19 @@
           <w:sz w:val="24"/>
           <w:szCs w:val="24"/>
         </w:rPr>
-        <w:t>(3), 271-287. https://doi.org/10.1037/1089-2680.1.3.271</w:t>
-      </w:r>
+        <w:t xml:space="preserve">(3), 271-287. </w:t>
+      </w:r>
+      <w:hyperlink r:id="rId32" w:history="1">
+        <w:r>
+          <w:rPr>
+            <w:rStyle w:val="Hyperlink"/>
+            <w:rFonts w:ascii="Times New Roman" w:hAnsi="Times New Roman" w:cs="Times New Roman"/>
+            <w:sz w:val="24"/>
+            <w:szCs w:val="24"/>
+          </w:rPr>
+          <w:t>https://doi.org/10.1037/1089-2680.1.3.271</w:t>
+        </w:r>
+      </w:hyperlink>
     </w:p>
     <w:p>
       <w:pPr>
@@ -19554,7 +19829,7 @@
         <w:ind w:hanging="720"/>
         <w:contextualSpacing/>
         <w:rPr>
-          <w:rFonts w:ascii="Times New Roman" w:hAnsi="Times New Roman" w:cs="Times New Roman" w:hint="eastAsia"/>
+          <w:rFonts w:ascii="Times New Roman" w:hAnsi="Times New Roman" w:cs="Times New Roman"/>
           <w:sz w:val="24"/>
           <w:szCs w:val="24"/>
         </w:rPr>
@@ -19617,8 +19892,19 @@
           <w:sz w:val="24"/>
           <w:szCs w:val="24"/>
         </w:rPr>
-        <w:t>(1), 57-78. https://doi.org/10.1111/infa.12274</w:t>
-      </w:r>
+        <w:t xml:space="preserve">(1), 57-78. </w:t>
+      </w:r>
+      <w:hyperlink r:id="rId33" w:history="1">
+        <w:r>
+          <w:rPr>
+            <w:rStyle w:val="Hyperlink"/>
+            <w:rFonts w:ascii="Times New Roman" w:hAnsi="Times New Roman" w:cs="Times New Roman"/>
+            <w:sz w:val="24"/>
+            <w:szCs w:val="24"/>
+          </w:rPr>
+          <w:t>https://doi.org/10.1111/infa.12274</w:t>
+        </w:r>
+      </w:hyperlink>
     </w:p>
     <w:p>
       <w:pPr>
@@ -19711,8 +19997,19 @@
           <w:sz w:val="24"/>
           <w:szCs w:val="24"/>
         </w:rPr>
-        <w:t>–127. http://www.jstor.org/stable/30162860</w:t>
-      </w:r>
+        <w:t xml:space="preserve">–127. </w:t>
+      </w:r>
+      <w:hyperlink r:id="rId34" w:history="1">
+        <w:r>
+          <w:rPr>
+            <w:rStyle w:val="Hyperlink"/>
+            <w:rFonts w:ascii="Times New Roman" w:hAnsi="Times New Roman" w:cs="Times New Roman"/>
+            <w:sz w:val="24"/>
+            <w:szCs w:val="24"/>
+          </w:rPr>
+          <w:t>http://www.jstor.org/stable/30162860</w:t>
+        </w:r>
+      </w:hyperlink>
     </w:p>
     <w:p>
       <w:pPr>
@@ -19847,8 +20144,19 @@
           <w:sz w:val="24"/>
           <w:szCs w:val="24"/>
         </w:rPr>
-        <w:t>(3), 80–85. https://doi.org/10.1111/1467-8721.00019</w:t>
-      </w:r>
+        <w:t xml:space="preserve">(3), 80–85. </w:t>
+      </w:r>
+      <w:hyperlink r:id="rId35" w:history="1">
+        <w:r>
+          <w:rPr>
+            <w:rStyle w:val="Hyperlink"/>
+            <w:rFonts w:ascii="Times New Roman" w:hAnsi="Times New Roman" w:cs="Times New Roman"/>
+            <w:sz w:val="24"/>
+            <w:szCs w:val="24"/>
+          </w:rPr>
+          <w:t>https://doi.org/10.1111/1467-8721.00019</w:t>
+        </w:r>
+      </w:hyperlink>
     </w:p>
     <w:p>
       <w:pPr>
@@ -20046,8 +20354,19 @@
           <w:sz w:val="24"/>
           <w:szCs w:val="24"/>
         </w:rPr>
-        <w:t>(12), 995-1001. https://doi.org/10.1111/j.1467-9280.2005.01649.x</w:t>
-      </w:r>
+        <w:t xml:space="preserve">(12), 995-1001. </w:t>
+      </w:r>
+      <w:hyperlink r:id="rId36" w:history="1">
+        <w:r>
+          <w:rPr>
+            <w:rStyle w:val="Hyperlink"/>
+            <w:rFonts w:ascii="Times New Roman" w:hAnsi="Times New Roman" w:cs="Times New Roman"/>
+            <w:sz w:val="24"/>
+            <w:szCs w:val="24"/>
+          </w:rPr>
+          <w:t>https://doi.org/10.1111/j.1467-9280.2005.01649.x</w:t>
+        </w:r>
+      </w:hyperlink>
     </w:p>
     <w:p>
       <w:pPr>
@@ -20140,8 +20459,19 @@
           <w:sz w:val="24"/>
           <w:szCs w:val="24"/>
         </w:rPr>
-        <w:t>(1), 149–158. https://doi.org/10.1037/0012-1649.43.1.149</w:t>
-      </w:r>
+        <w:t xml:space="preserve">(1), 149–158. </w:t>
+      </w:r>
+      <w:hyperlink r:id="rId37" w:history="1">
+        <w:r>
+          <w:rPr>
+            <w:rStyle w:val="Hyperlink"/>
+            <w:rFonts w:ascii="Times New Roman" w:hAnsi="Times New Roman" w:cs="Times New Roman"/>
+            <w:sz w:val="24"/>
+            <w:szCs w:val="24"/>
+          </w:rPr>
+          <w:t>https://doi.org/10.1037/0012-1649.43.1.149</w:t>
+        </w:r>
+      </w:hyperlink>
     </w:p>
     <w:p>
       <w:pPr>
@@ -20198,8 +20528,19 @@
           <w:sz w:val="24"/>
           <w:szCs w:val="24"/>
         </w:rPr>
-        <w:t>(3), 183-195. https://doi.org/10.1038/s44159-023-00152-5</w:t>
-      </w:r>
+        <w:t xml:space="preserve">(3), 183-195. </w:t>
+      </w:r>
+      <w:hyperlink r:id="rId38" w:history="1">
+        <w:r>
+          <w:rPr>
+            <w:rStyle w:val="Hyperlink"/>
+            <w:rFonts w:ascii="Times New Roman" w:hAnsi="Times New Roman" w:cs="Times New Roman"/>
+            <w:sz w:val="24"/>
+            <w:szCs w:val="24"/>
+          </w:rPr>
+          <w:t>https://doi.org/10.1038/s44159-023-00152-5</w:t>
+        </w:r>
+      </w:hyperlink>
     </w:p>
     <w:p>
       <w:pPr>
@@ -20320,8 +20661,19 @@
           <w:sz w:val="24"/>
           <w:szCs w:val="24"/>
         </w:rPr>
-        <w:t>Skinner, B. F. (1957). Verbal behavior. Appleton-Century-Crofts. https://doi.org/10.1037/11256-000</w:t>
-      </w:r>
+        <w:t xml:space="preserve">Skinner, B. F. (1957). Verbal behavior. Appleton-Century-Crofts. </w:t>
+      </w:r>
+      <w:hyperlink r:id="rId39" w:history="1">
+        <w:r>
+          <w:rPr>
+            <w:rStyle w:val="Hyperlink"/>
+            <w:rFonts w:ascii="Times New Roman" w:hAnsi="Times New Roman" w:cs="Times New Roman"/>
+            <w:sz w:val="24"/>
+            <w:szCs w:val="24"/>
+          </w:rPr>
+          <w:t>https://doi.org/10.1037/11256-000</w:t>
+        </w:r>
+      </w:hyperlink>
     </w:p>
     <w:p>
       <w:pPr>
@@ -20432,8 +20784,19 @@
           <w:sz w:val="24"/>
           <w:szCs w:val="24"/>
         </w:rPr>
-        <w:t>, E. S. (2022). What babies know: Core knowledge and composition. Oxford University Press. https://doi.org/10.1093/oso/9780190618247.001.0001</w:t>
-      </w:r>
+        <w:t xml:space="preserve">, E. S. (2022). What babies know: Core knowledge and composition. Oxford University Press. </w:t>
+      </w:r>
+      <w:hyperlink r:id="rId40" w:history="1">
+        <w:r>
+          <w:rPr>
+            <w:rStyle w:val="Hyperlink"/>
+            <w:rFonts w:ascii="Times New Roman" w:hAnsi="Times New Roman" w:cs="Times New Roman"/>
+            <w:sz w:val="24"/>
+            <w:szCs w:val="24"/>
+          </w:rPr>
+          <w:t>https://doi.org/10.1093/oso/9780190618247.001.0001</w:t>
+        </w:r>
+      </w:hyperlink>
     </w:p>
     <w:p>
       <w:pPr>
@@ -20577,8 +20940,19 @@
           <w:sz w:val="24"/>
           <w:szCs w:val="24"/>
         </w:rPr>
-        <w:t>(3), 248–257. https://doi.org/10.1037/0735-7036.115.3.248</w:t>
-      </w:r>
+        <w:t xml:space="preserve">(3), 248–257. </w:t>
+      </w:r>
+      <w:hyperlink r:id="rId41" w:history="1">
+        <w:r>
+          <w:rPr>
+            <w:rStyle w:val="Hyperlink"/>
+            <w:rFonts w:ascii="Times New Roman" w:hAnsi="Times New Roman" w:cs="Times New Roman"/>
+            <w:sz w:val="24"/>
+            <w:szCs w:val="24"/>
+          </w:rPr>
+          <w:t>https://doi.org/10.1037/0735-7036.115.3.248</w:t>
+        </w:r>
+      </w:hyperlink>
     </w:p>
     <w:p>
       <w:pPr>
@@ -20721,8 +21095,19 @@
           <w:sz w:val="24"/>
           <w:szCs w:val="24"/>
         </w:rPr>
-        <w:t>(7), e208. https://doi.org/10.1371/journal.pbio.0030208</w:t>
-      </w:r>
+        <w:t xml:space="preserve">(7), e208. </w:t>
+      </w:r>
+      <w:hyperlink r:id="rId42" w:history="1">
+        <w:r>
+          <w:rPr>
+            <w:rStyle w:val="Hyperlink"/>
+            <w:rFonts w:ascii="Times New Roman" w:hAnsi="Times New Roman" w:cs="Times New Roman"/>
+            <w:sz w:val="24"/>
+            <w:szCs w:val="24"/>
+          </w:rPr>
+          <w:t>https://doi.org/10.1371/journal.pbio.0030208</w:t>
+        </w:r>
+      </w:hyperlink>
     </w:p>
     <w:p>
       <w:pPr>
@@ -20779,8 +21164,19 @@
           <w:sz w:val="24"/>
           <w:szCs w:val="24"/>
         </w:rPr>
-        <w:t>(4), 273–280. https://doi.org/10.1037/h0071569</w:t>
-      </w:r>
+        <w:t xml:space="preserve">(4), 273–280. </w:t>
+      </w:r>
+      <w:hyperlink r:id="rId43" w:history="1">
+        <w:r>
+          <w:rPr>
+            <w:rStyle w:val="Hyperlink"/>
+            <w:rFonts w:ascii="Times New Roman" w:hAnsi="Times New Roman" w:cs="Times New Roman"/>
+            <w:sz w:val="24"/>
+            <w:szCs w:val="24"/>
+          </w:rPr>
+          <w:t>https://doi.org/10.1037/h0071569</w:t>
+        </w:r>
+      </w:hyperlink>
     </w:p>
     <w:p>
       <w:pPr>
@@ -20821,7 +21217,7 @@
         </w:rPr>
         <w:t xml:space="preserve">(1), 1–14. </w:t>
       </w:r>
-      <w:hyperlink r:id="rId8" w:tgtFrame="_blank" w:history="1">
+      <w:hyperlink r:id="rId44" w:tgtFrame="_blank" w:history="1">
         <w:r>
           <w:rPr>
             <w:rStyle w:val="Hyperlink"/>
@@ -21020,6 +21416,25 @@
         </w:rPr>
         <w:t>(6389), 749-750.</w:t>
       </w:r>
+      <w:r>
+        <w:rPr>
+          <w:rFonts w:ascii="Times New Roman" w:hAnsi="Times New Roman" w:cs="Times New Roman"/>
+          <w:sz w:val="24"/>
+          <w:szCs w:val="24"/>
+        </w:rPr>
+        <w:t xml:space="preserve"> </w:t>
+      </w:r>
+      <w:hyperlink r:id="rId45" w:history="1">
+        <w:r>
+          <w:rPr>
+            <w:rStyle w:val="Hyperlink"/>
+            <w:rFonts w:ascii="Times New Roman" w:hAnsi="Times New Roman" w:cs="Times New Roman"/>
+            <w:sz w:val="24"/>
+            <w:szCs w:val="24"/>
+          </w:rPr>
+          <w:t>https://doi.org/10.1038/358749a0</w:t>
+        </w:r>
+      </w:hyperlink>
     </w:p>
     <w:p>
       <w:pPr>
@@ -21138,6 +21553,25 @@
         </w:rPr>
         <w:t>(6), 172-177.</w:t>
       </w:r>
+      <w:r>
+        <w:rPr>
+          <w:rFonts w:ascii="Times New Roman" w:hAnsi="Times New Roman" w:cs="Times New Roman"/>
+          <w:sz w:val="24"/>
+          <w:szCs w:val="24"/>
+        </w:rPr>
+        <w:t xml:space="preserve">  </w:t>
+      </w:r>
+      <w:hyperlink r:id="rId46" w:history="1">
+        <w:r>
+          <w:rPr>
+            <w:rStyle w:val="Hyperlink"/>
+            <w:rFonts w:ascii="Times New Roman" w:hAnsi="Times New Roman" w:cs="Times New Roman"/>
+            <w:sz w:val="24"/>
+            <w:szCs w:val="24"/>
+          </w:rPr>
+          <w:t>https://doi.org/10.1111/1467-8721.ep10772615</w:t>
+        </w:r>
+      </w:hyperlink>
     </w:p>
     <w:p>
       <w:pPr>
@@ -21205,8 +21639,19 @@
           <w:sz w:val="24"/>
           <w:szCs w:val="24"/>
         </w:rPr>
-        <w:t>(1), 224–255. https://doi.org/10.1037/a0032150</w:t>
-      </w:r>
+        <w:t xml:space="preserve">(1), 224–255. </w:t>
+      </w:r>
+      <w:hyperlink r:id="rId47" w:history="1">
+        <w:r>
+          <w:rPr>
+            <w:rStyle w:val="Hyperlink"/>
+            <w:rFonts w:ascii="Times New Roman" w:hAnsi="Times New Roman" w:cs="Times New Roman"/>
+            <w:sz w:val="24"/>
+            <w:szCs w:val="24"/>
+          </w:rPr>
+          <w:t>https://doi.org/10.1037/a0032150</w:t>
+        </w:r>
+      </w:hyperlink>
     </w:p>
     <w:p>
       <w:pPr>
@@ -21263,8 +21708,19 @@
           <w:sz w:val="24"/>
           <w:szCs w:val="24"/>
         </w:rPr>
-        <w:t>(9), 2666–2684. https://doi.org/10.1037/xge0001415</w:t>
-      </w:r>
+        <w:t xml:space="preserve">(9), 2666–2684. </w:t>
+      </w:r>
+      <w:hyperlink r:id="rId48" w:history="1">
+        <w:r>
+          <w:rPr>
+            <w:rStyle w:val="Hyperlink"/>
+            <w:rFonts w:ascii="Times New Roman" w:hAnsi="Times New Roman" w:cs="Times New Roman"/>
+            <w:sz w:val="24"/>
+            <w:szCs w:val="24"/>
+          </w:rPr>
+          <w:t>https://doi.org/10.1037/xge0001415</w:t>
+        </w:r>
+      </w:hyperlink>
     </w:p>
     <w:p>
       <w:pPr>
@@ -21281,7 +21737,7 @@
       </w:pPr>
     </w:p>
     <w:sectPr>
-      <w:headerReference w:type="default" r:id="rId9"/>
+      <w:headerReference w:type="default" r:id="rId49"/>
       <w:pgSz w:w="12240" w:h="15840"/>
       <w:pgMar w:top="1440" w:right="1440" w:bottom="1440" w:left="1440" w:header="720" w:footer="720" w:gutter="0"/>
       <w:cols w:space="720"/>
@@ -22166,6 +22622,7 @@
   <w:style w:type="character" w:default="1" w:styleId="DefaultParagraphFont">
     <w:name w:val="Default Paragraph Font"/>
     <w:uiPriority w:val="1"/>
+    <w:semiHidden/>
     <w:unhideWhenUsed/>
   </w:style>
   <w:style w:type="table" w:default="1" w:styleId="TableNormal">
